--- a/project2/project2 Documentation.docx
+++ b/project2/project2 Documentation.docx
@@ -21,19 +21,29 @@
       <w:r>
         <w:t xml:space="preserve">The packaged model is saved as </w:t>
       </w:r>
-      <w:r>
-        <w:rPr>
-          <w:b/>
-          <w:bCs/>
-        </w:rPr>
-        <w:t>xgboost_model</w:t>
-      </w:r>
-      <w:r>
-        <w:rPr>
-          <w:b/>
-          <w:bCs/>
-        </w:rPr>
-        <w:t xml:space="preserve">.pkl </w:t>
+      <w:proofErr w:type="spellStart"/>
+      <w:proofErr w:type="gramStart"/>
+      <w:r>
+        <w:rPr>
+          <w:b/>
+          <w:bCs/>
+        </w:rPr>
+        <w:t>xgboost_model.pkl</w:t>
+      </w:r>
+      <w:proofErr w:type="spellEnd"/>
+      <w:r>
+        <w:rPr>
+          <w:b/>
+          <w:bCs/>
+        </w:rPr>
+        <w:t xml:space="preserve">  </w:t>
+      </w:r>
+      <w:r>
+        <w:t>file</w:t>
+      </w:r>
+      <w:proofErr w:type="gramEnd"/>
+      <w:r>
+        <w:t xml:space="preserve"> and can be loaded directly into any Python environment using the</w:t>
       </w:r>
       <w:r>
         <w:rPr>
@@ -42,74 +52,133 @@
         </w:rPr>
         <w:t xml:space="preserve"> </w:t>
       </w:r>
-      <w:r>
-        <w:t>file and can be loaded directly into any Python environment using the</w:t>
-      </w:r>
-      <w:r>
-        <w:rPr>
-          <w:b/>
-          <w:bCs/>
-        </w:rPr>
-        <w:t xml:space="preserve"> joblib</w:t>
-      </w:r>
-      <w:r>
-        <w:t xml:space="preserve"> library. </w:t>
-      </w:r>
-      <w:r>
-        <w:t xml:space="preserve">To use it, a developer simply needs to load the model, prepare the input data in the same structure as the processed dataset, and pass it into the model’s </w:t>
-      </w:r>
-      <w:r>
-        <w:rPr>
-          <w:b/>
-          <w:bCs/>
-        </w:rPr>
-        <w:t>predict()</w:t>
-      </w:r>
-      <w:r>
-        <w:t xml:space="preserve"> function. </w:t>
-      </w:r>
-      <w:r>
-        <w:t xml:space="preserve">he input must include all the feature columns used during training, with the same names and data types, and should not contain the </w:t>
-      </w:r>
-      <w:r>
-        <w:rPr>
-          <w:b/>
-          <w:bCs/>
-        </w:rPr>
-        <w:t>risk_score</w:t>
-      </w:r>
-      <w:r>
+      <w:proofErr w:type="spellStart"/>
+      <w:r>
+        <w:rPr>
+          <w:b/>
+          <w:bCs/>
+        </w:rPr>
+        <w:t>pickel</w:t>
+      </w:r>
+      <w:proofErr w:type="spellEnd"/>
+      <w:r>
+        <w:rPr>
+          <w:b/>
+          <w:bCs/>
+        </w:rPr>
         <w:t xml:space="preserve"> </w:t>
       </w:r>
       <w:r>
-        <w:t>or</w:t>
-      </w:r>
-      <w:r>
-        <w:t xml:space="preserve"> </w:t>
-      </w:r>
-      <w:r>
-        <w:rPr>
-          <w:b/>
-          <w:bCs/>
-        </w:rPr>
-        <w:t>risk_indicator</w:t>
-      </w:r>
-      <w:r>
-        <w:t xml:space="preserve"> columns. Once the data is passed in, the model returns a straightforward binary output: 1 for high</w:t>
+        <w:t>package</w:t>
+      </w:r>
+      <w:r>
+        <w:t xml:space="preserve">. </w:t>
+      </w:r>
+      <w:r>
+        <w:t xml:space="preserve">Once loaded, the model works </w:t>
+      </w:r>
+      <w:proofErr w:type="gramStart"/>
+      <w:r>
+        <w:t>exactly the same</w:t>
+      </w:r>
+      <w:proofErr w:type="gramEnd"/>
+      <w:r>
+        <w:t xml:space="preserve"> way it did during training: it expects a </w:t>
+      </w:r>
+      <w:proofErr w:type="spellStart"/>
+      <w:r>
+        <w:t>DataFrame</w:t>
+      </w:r>
+      <w:proofErr w:type="spellEnd"/>
+      <w:r>
+        <w:t xml:space="preserve"> containing the same feature columns that were used to train it. To make this easy, I saved the full list of feature names separately as </w:t>
+      </w:r>
+      <w:proofErr w:type="spellStart"/>
+      <w:r>
+        <w:rPr>
+          <w:b/>
+          <w:bCs/>
+        </w:rPr>
+        <w:t>feature_columns.pkl</w:t>
+      </w:r>
+      <w:proofErr w:type="spellEnd"/>
+      <w:r>
+        <w:t>, so a developer can always reconstruct the correct input structure.</w:t>
+      </w:r>
+    </w:p>
+    <w:p>
+      <w:r>
+        <w:t xml:space="preserve">To run predictions, the developer simply needs to load both files, prepare the input data using the saved feature list, and pass it into the model’s </w:t>
+      </w:r>
+      <w:proofErr w:type="gramStart"/>
+      <w:r>
+        <w:rPr>
+          <w:b/>
+          <w:bCs/>
+        </w:rPr>
+        <w:t>predict(</w:t>
+      </w:r>
+      <w:proofErr w:type="gramEnd"/>
+      <w:r>
+        <w:rPr>
+          <w:b/>
+          <w:bCs/>
+        </w:rPr>
+        <w:t>)</w:t>
+      </w:r>
+      <w:r>
+        <w:t xml:space="preserve"> function. Any feature that is missing for a particular application should be left as </w:t>
+      </w:r>
+      <w:proofErr w:type="spellStart"/>
+      <w:r>
+        <w:t>NaN</w:t>
+      </w:r>
+      <w:proofErr w:type="spellEnd"/>
+      <w:r>
+        <w:t xml:space="preserve"> — </w:t>
+      </w:r>
+      <w:proofErr w:type="spellStart"/>
+      <w:r>
+        <w:t>XGBoost</w:t>
+      </w:r>
+      <w:proofErr w:type="spellEnd"/>
+      <w:r>
+        <w:t xml:space="preserve"> handles missing values natively, so no manual filling is required. The model returns a clean binary output:</w:t>
+      </w:r>
+    </w:p>
+    <w:p>
+      <w:pPr>
+        <w:numPr>
+          <w:ilvl w:val="0"/>
+          <w:numId w:val="1"/>
+        </w:numPr>
+      </w:pPr>
+      <w:r>
+        <w:t>1 for high</w:t>
       </w:r>
       <w:r>
         <w:noBreakHyphen/>
-        <w:t>risk applications and 0 for low</w:t>
+        <w:t>risk applications</w:t>
+      </w:r>
+    </w:p>
+    <w:p>
+      <w:pPr>
+        <w:numPr>
+          <w:ilvl w:val="0"/>
+          <w:numId w:val="1"/>
+        </w:numPr>
+      </w:pPr>
+      <w:r>
+        <w:t>0 for low</w:t>
       </w:r>
       <w:r>
         <w:noBreakHyphen/>
-        <w:t xml:space="preserve">risk applications. A small </w:t>
-      </w:r>
-      <w:r>
-        <w:t>sample test</w:t>
-      </w:r>
-      <w:r>
-        <w:t xml:space="preserve"> script is included to show how to load the model, select a sample of rows, and generate predictions, making it easy for a developer to integrate the model into a wider system.</w:t>
+        <w:t>risk applications</w:t>
+      </w:r>
+    </w:p>
+    <w:p>
+      <w:r>
+        <w:t>A small sample script is included to demonstrate how to load the model, prepare a few rows of data, and generate predictions. This makes it straightforward for another developer to integrate the model into a wider system.</w:t>
       </w:r>
     </w:p>
     <w:p/>
@@ -130,45 +199,64 @@
     </w:p>
     <w:p>
       <w:r>
-        <w:t xml:space="preserve">The raw dataset was supplied in a sparse format, where each row </w:t>
-      </w:r>
-      <w:r>
-        <w:t>started</w:t>
-      </w:r>
-      <w:r>
-        <w:t xml:space="preserve"> with a risk score followed by only the </w:t>
-      </w:r>
-      <w:r>
-        <w:t>features</w:t>
-      </w:r>
-      <w:r>
-        <w:t xml:space="preserve"> that</w:t>
-      </w:r>
-      <w:r>
-        <w:t xml:space="preserve"> were present for that application. I parsed each row to extract the risk score and convert the sparse list into a dictionary, which pandas then expanded into a full table. Any feature that didn’t appear in a row was left blank, which correctly represents a value of zero because, in this dataset, “missing” simply means the application never triggered that feature. I then used the provided mapping file to replace the feature numbers with meaningful feature names. </w:t>
+        <w:t>The raw dataset was provided in a sparse format, where each row began with a risk score followed by only the features that were present for that application. I parsed each row into a dictionary and allowed pandas to expand it into a full table. Any feature that didn’t appear in a row naturally becomes a missing value (</w:t>
+      </w:r>
+      <w:proofErr w:type="spellStart"/>
+      <w:r>
+        <w:t>NaN</w:t>
+      </w:r>
+      <w:proofErr w:type="spellEnd"/>
+      <w:r>
+        <w:t xml:space="preserve">). This is intentional — </w:t>
+      </w:r>
+      <w:proofErr w:type="spellStart"/>
+      <w:r>
+        <w:t>XGBoost</w:t>
+      </w:r>
+      <w:proofErr w:type="spellEnd"/>
+      <w:r>
+        <w:t xml:space="preserve"> handles missing values internally by learning a default direction for them, so there is no need to manually fill zeros.</w:t>
       </w:r>
     </w:p>
     <w:p>
       <w:r>
-        <w:t xml:space="preserve">To create the </w:t>
-      </w:r>
-      <w:r>
-        <w:t>risk indicator</w:t>
-      </w:r>
-      <w:r>
-        <w:t xml:space="preserve"> variable, I converted the continuous risk score into a binary label called </w:t>
-      </w:r>
-      <w:r>
-        <w:rPr>
-          <w:b/>
-          <w:bCs/>
-          <w:i/>
-          <w:iCs/>
+        <w:t xml:space="preserve">After expanding the data, I used the provided mapping file to replace the feature numbers with meaningful feature names. I then created a binary label called </w:t>
+      </w:r>
+      <w:proofErr w:type="spellStart"/>
+      <w:r>
+        <w:rPr>
+          <w:b/>
+          <w:bCs/>
         </w:rPr>
         <w:t>risk_indicator</w:t>
       </w:r>
-      <w:r>
-        <w:t>, marking scores below 0.30 as low risk and anything 0.30 or above as high risk. Once the data was checked and consistent, I saved the processed dataset as a clean CSV ready for modelling.</w:t>
+      <w:proofErr w:type="spellEnd"/>
+      <w:r>
+        <w:t xml:space="preserve"> by converting the continuous risk score into two categories: scores below 0.30 were marked as low risk, and scores at or above 0.30 were marked as high risk.</w:t>
+      </w:r>
+    </w:p>
+    <w:p>
+      <w:r>
+        <w:t>Before training the model, I removed duplicate rows. Because the same application can appear in multiple monthly files, duplicates could end up in both the training and validation sets, which would artificially inflate performance. Removing them ensures that the validation set contains only unseen data, giving a fair and honest evaluation of the model.</w:t>
+      </w:r>
+    </w:p>
+    <w:p>
+      <w:r>
+        <w:lastRenderedPageBreak/>
+        <w:t xml:space="preserve">The final processed dataset was saved as </w:t>
+      </w:r>
+      <w:r>
+        <w:rPr>
+          <w:b/>
+          <w:bCs/>
+        </w:rPr>
+        <w:t>processed_data.csv</w:t>
+      </w:r>
+      <w:r>
+        <w:t xml:space="preserve"> </w:t>
+      </w:r>
+      <w:r>
+        <w:t>and used as the input for model training.</w:t>
       </w:r>
     </w:p>
     <w:p/>
@@ -189,15 +277,85 @@
     </w:p>
     <w:p>
       <w:r>
-        <w:t>For this project, I chose an XGBoost classifier because it performs extremely well on high</w:t>
+        <w:t xml:space="preserve">For this project, I chose an </w:t>
+      </w:r>
+      <w:proofErr w:type="spellStart"/>
+      <w:r>
+        <w:t>XGBoost</w:t>
+      </w:r>
+      <w:proofErr w:type="spellEnd"/>
+      <w:r>
+        <w:t xml:space="preserve"> classifier because it performs extremely well on high</w:t>
       </w:r>
       <w:r>
         <w:noBreakHyphen/>
-        <w:t>dimensional, sparse datasets like this one. It handles missing values internally, copes well with large numbers of features, and is designed to capture complex patterns without requiring heavy manual tuning. All of the processed feature columns were included in the model, and the dataset was split into an 80/20 train–test split to ensure that performance was evaluated on data the model had not seen before.</w:t>
+        <w:t xml:space="preserve">dimensional, sparse datasets like this one. It handles missing values internally, copes well with large numbers of features, and is designed to capture complex patterns without requiring heavy manual tuning. </w:t>
+      </w:r>
+      <w:proofErr w:type="gramStart"/>
+      <w:r>
+        <w:t>All of</w:t>
+      </w:r>
+      <w:proofErr w:type="gramEnd"/>
+      <w:r>
+        <w:t xml:space="preserve"> the processed feature columns were included in the model, and the dataset was split into an 80/20 train–test split to ensure that performance was evaluated on data the model had not seen before.</w:t>
+      </w:r>
+      <w:r>
+        <w:t xml:space="preserve"> </w:t>
+      </w:r>
+      <w:r>
+        <w:t>The model achieved the following performance on the validation set:</w:t>
       </w:r>
     </w:p>
     <w:p>
       <w:r>
+        <w:rPr>
+          <w:b/>
+          <w:bCs/>
+        </w:rPr>
+        <w:t>Precision:</w:t>
+      </w:r>
+      <w:r>
+        <w:t xml:space="preserve"> </w:t>
+      </w:r>
+      <w:r>
+        <w:t>0.947</w:t>
+      </w:r>
+      <w:r>
+        <w:t xml:space="preserve"> </w:t>
+      </w:r>
+      <w:r>
+        <w:t>= (94.7</w:t>
+      </w:r>
+      <w:r>
+        <w:t>%</w:t>
+      </w:r>
+      <w:r>
+        <w:t>)</w:t>
+      </w:r>
+      <w:r>
+        <w:t xml:space="preserve"> </w:t>
+      </w:r>
+    </w:p>
+    <w:p>
+      <w:r>
+        <w:rPr>
+          <w:b/>
+          <w:bCs/>
+        </w:rPr>
+        <w:t>Recall:</w:t>
+      </w:r>
+      <w:r>
+        <w:t xml:space="preserve"> </w:t>
+      </w:r>
+      <w:r>
+        <w:t>0.989</w:t>
+      </w:r>
+      <w:r>
+        <w:t xml:space="preserve"> = (98.9%)</w:t>
+      </w:r>
+    </w:p>
+    <w:p>
+      <w:r>
         <w:t>The model achieved strong results, with both precision and recall comfortably above the required 90% threshold. This means the model is reliable at identifying high</w:t>
       </w:r>
       <w:r>
@@ -205,6 +363,136 @@
         <w:t xml:space="preserve">risk applications while keeping false positives low. </w:t>
       </w:r>
     </w:p>
+    <w:p>
+      <w:r>
+        <w:t>A feature</w:t>
+      </w:r>
+      <w:r>
+        <w:noBreakHyphen/>
+        <w:t xml:space="preserve">importance plot showing the </w:t>
+      </w:r>
+      <w:r>
+        <w:rPr>
+          <w:b/>
+          <w:bCs/>
+        </w:rPr>
+        <w:t>Top 15 most influential features</w:t>
+      </w:r>
+      <w:r>
+        <w:t xml:space="preserve"> was generated during training and saved as </w:t>
+      </w:r>
+      <w:r>
+        <w:rPr>
+          <w:b/>
+          <w:bCs/>
+        </w:rPr>
+        <w:t>plots/feature_importance_top15.png</w:t>
+      </w:r>
+      <w:r>
+        <w:t xml:space="preserve"> as shown below.</w:t>
+      </w:r>
+      <w:r>
+        <w:t xml:space="preserve"> This provides a clear summary of which behavioural features contribute most strongly to the model’s predictions.</w:t>
+      </w:r>
+    </w:p>
+    <w:p>
+      <w:r>
+        <w:rPr>
+          <w:noProof/>
+        </w:rPr>
+        <w:drawing>
+          <wp:inline distT="0" distB="0" distL="0" distR="0" wp14:anchorId="78128C16" wp14:editId="5028F463">
+            <wp:extent cx="5731510" cy="3340100"/>
+            <wp:effectExtent l="0" t="0" r="2540" b="0"/>
+            <wp:docPr id="1181578952" name="Picture 1"/>
+            <wp:cNvGraphicFramePr>
+              <a:graphicFrameLocks xmlns:a="http://schemas.openxmlformats.org/drawingml/2006/main" noChangeAspect="1"/>
+            </wp:cNvGraphicFramePr>
+            <a:graphic xmlns:a="http://schemas.openxmlformats.org/drawingml/2006/main">
+              <a:graphicData uri="http://schemas.openxmlformats.org/drawingml/2006/picture">
+                <pic:pic xmlns:pic="http://schemas.openxmlformats.org/drawingml/2006/picture">
+                  <pic:nvPicPr>
+                    <pic:cNvPr id="0" name="Picture 1"/>
+                    <pic:cNvPicPr>
+                      <a:picLocks noChangeAspect="1" noChangeArrowheads="1"/>
+                    </pic:cNvPicPr>
+                  </pic:nvPicPr>
+                  <pic:blipFill>
+                    <a:blip r:embed="rId5">
+                      <a:extLst>
+                        <a:ext uri="{28A0092B-C50C-407E-A947-70E740481C1C}">
+                          <a14:useLocalDpi xmlns:a14="http://schemas.microsoft.com/office/drawing/2010/main" val="0"/>
+                        </a:ext>
+                      </a:extLst>
+                    </a:blip>
+                    <a:srcRect/>
+                    <a:stretch>
+                      <a:fillRect/>
+                    </a:stretch>
+                  </pic:blipFill>
+                  <pic:spPr bwMode="auto">
+                    <a:xfrm>
+                      <a:off x="0" y="0"/>
+                      <a:ext cx="5731510" cy="3340100"/>
+                    </a:xfrm>
+                    <a:prstGeom prst="rect">
+                      <a:avLst/>
+                    </a:prstGeom>
+                    <a:noFill/>
+                    <a:ln>
+                      <a:noFill/>
+                    </a:ln>
+                  </pic:spPr>
+                </pic:pic>
+              </a:graphicData>
+            </a:graphic>
+          </wp:inline>
+        </w:drawing>
+      </w:r>
+    </w:p>
+    <w:p>
+      <w:r>
+        <w:lastRenderedPageBreak/>
+        <w:t xml:space="preserve">The trained model was saved using the standard Python </w:t>
+      </w:r>
+      <w:r>
+        <w:rPr>
+          <w:b/>
+          <w:bCs/>
+        </w:rPr>
+        <w:t>pickle</w:t>
+      </w:r>
+      <w:r>
+        <w:t xml:space="preserve"> package, as required by the brief. The exact list of feature columns used during training was also saved </w:t>
+      </w:r>
+      <w:r>
+        <w:rPr>
+          <w:b/>
+          <w:bCs/>
+        </w:rPr>
+        <w:t>(</w:t>
+      </w:r>
+      <w:proofErr w:type="spellStart"/>
+      <w:r>
+        <w:rPr>
+          <w:b/>
+          <w:bCs/>
+        </w:rPr>
+        <w:t>feature_columns.pkl</w:t>
+      </w:r>
+      <w:proofErr w:type="spellEnd"/>
+      <w:r>
+        <w:rPr>
+          <w:b/>
+          <w:bCs/>
+        </w:rPr>
+        <w:t>)</w:t>
+      </w:r>
+      <w:r>
+        <w:t xml:space="preserve"> to ensure that any deployment environment can reconstruct the correct input structure.</w:t>
+      </w:r>
+    </w:p>
+    <w:p/>
     <w:p/>
     <w:sectPr>
       <w:pgSz w:w="11906" w:h="16838"/>
@@ -214,6 +502,163 @@
     </w:sectPr>
   </w:body>
 </w:document>
+</file>
+
+<file path=word/numbering.xml><?xml version="1.0" encoding="utf-8"?>
+<w:numbering xmlns:wpc="http://schemas.microsoft.com/office/word/2010/wordprocessingCanvas" xmlns:cx="http://schemas.microsoft.com/office/drawing/2014/chartex" xmlns:cx1="http://schemas.microsoft.com/office/drawing/2015/9/8/chartex" xmlns:cx2="http://schemas.microsoft.com/office/drawing/2015/10/21/chartex" xmlns:cx3="http://schemas.microsoft.com/office/drawing/2016/5/9/chartex" xmlns:cx4="http://schemas.microsoft.com/office/drawing/2016/5/10/chartex" xmlns:cx5="http://schemas.microsoft.com/office/drawing/2016/5/11/chartex" xmlns:cx6="http://schemas.microsoft.com/office/drawing/2016/5/12/chartex" xmlns:cx7="http://schemas.microsoft.com/office/drawing/2016/5/13/chartex" xmlns:cx8="http://schemas.microsoft.com/office/drawing/2016/5/14/chartex" xmlns:mc="http://schemas.openxmlformats.org/markup-compatibility/2006" xmlns:aink="http://schemas.microsoft.com/office/drawing/2016/ink" xmlns:am3d="http://schemas.microsoft.com/office/drawing/2017/model3d" xmlns:o="urn:schemas-microsoft-com:office:office" xmlns:oel="http://schemas.microsoft.com/office/2019/extlst" xmlns:r="http://schemas.openxmlformats.org/officeDocument/2006/relationships" xmlns:m="http://schemas.openxmlformats.org/officeDocument/2006/math" xmlns:v="urn:schemas-microsoft-com:vml" xmlns:wp14="http://schemas.microsoft.com/office/word/2010/wordprocessingDrawing" xmlns:wp="http://schemas.openxmlformats.org/drawingml/2006/wordprocessingDrawing" xmlns:w10="urn:schemas-microsoft-com:office:word" xmlns:w="http://schemas.openxmlformats.org/wordprocessingml/2006/main" xmlns:w14="http://schemas.microsoft.com/office/word/2010/wordml" xmlns:w15="http://schemas.microsoft.com/office/word/2012/wordml" xmlns:w16cex="http://schemas.microsoft.com/office/word/2018/wordml/cex" xmlns:w16cid="http://schemas.microsoft.com/office/word/2016/wordml/cid" xmlns:w16="http://schemas.microsoft.com/office/word/2018/wordml" xmlns:w16du="http://schemas.microsoft.com/office/word/2023/wordml/word16du" xmlns:w16sdtdh="http://schemas.microsoft.com/office/word/2020/wordml/sdtdatahash" xmlns:w16sdtfl="http://schemas.microsoft.com/office/word/2024/wordml/sdtformatlock" xmlns:w16se="http://schemas.microsoft.com/office/word/2015/wordml/symex" xmlns:wpg="http://schemas.microsoft.com/office/word/2010/wordprocessingGroup" xmlns:wpi="http://schemas.microsoft.com/office/word/2010/wordprocessingInk" xmlns:wne="http://schemas.microsoft.com/office/word/2006/wordml" xmlns:wps="http://schemas.microsoft.com/office/word/2010/wordprocessingShape" mc:Ignorable="w14 w15 w16se w16cid w16 w16cex w16sdtdh w16sdtfl w16du wp14">
+  <w:abstractNum w:abstractNumId="0" w15:restartNumberingAfterBreak="0">
+    <w:nsid w:val="05E95B7B"/>
+    <w:multiLevelType w:val="multilevel"/>
+    <w:tmpl w:val="6A7C98C8"/>
+    <w:lvl w:ilvl="0">
+      <w:start w:val="1"/>
+      <w:numFmt w:val="bullet"/>
+      <w:lvlText w:val=""/>
+      <w:lvlJc w:val="left"/>
+      <w:pPr>
+        <w:tabs>
+          <w:tab w:val="num" w:pos="720"/>
+        </w:tabs>
+        <w:ind w:left="720" w:hanging="360"/>
+      </w:pPr>
+      <w:rPr>
+        <w:rFonts w:ascii="Symbol" w:hAnsi="Symbol" w:hint="default"/>
+        <w:sz w:val="20"/>
+      </w:rPr>
+    </w:lvl>
+    <w:lvl w:ilvl="1" w:tentative="1">
+      <w:start w:val="1"/>
+      <w:numFmt w:val="bullet"/>
+      <w:lvlText w:val="o"/>
+      <w:lvlJc w:val="left"/>
+      <w:pPr>
+        <w:tabs>
+          <w:tab w:val="num" w:pos="1440"/>
+        </w:tabs>
+        <w:ind w:left="1440" w:hanging="360"/>
+      </w:pPr>
+      <w:rPr>
+        <w:rFonts w:ascii="Courier New" w:hAnsi="Courier New" w:hint="default"/>
+        <w:sz w:val="20"/>
+      </w:rPr>
+    </w:lvl>
+    <w:lvl w:ilvl="2" w:tentative="1">
+      <w:start w:val="1"/>
+      <w:numFmt w:val="bullet"/>
+      <w:lvlText w:val=""/>
+      <w:lvlJc w:val="left"/>
+      <w:pPr>
+        <w:tabs>
+          <w:tab w:val="num" w:pos="2160"/>
+        </w:tabs>
+        <w:ind w:left="2160" w:hanging="360"/>
+      </w:pPr>
+      <w:rPr>
+        <w:rFonts w:ascii="Wingdings" w:hAnsi="Wingdings" w:hint="default"/>
+        <w:sz w:val="20"/>
+      </w:rPr>
+    </w:lvl>
+    <w:lvl w:ilvl="3" w:tentative="1">
+      <w:start w:val="1"/>
+      <w:numFmt w:val="bullet"/>
+      <w:lvlText w:val=""/>
+      <w:lvlJc w:val="left"/>
+      <w:pPr>
+        <w:tabs>
+          <w:tab w:val="num" w:pos="2880"/>
+        </w:tabs>
+        <w:ind w:left="2880" w:hanging="360"/>
+      </w:pPr>
+      <w:rPr>
+        <w:rFonts w:ascii="Wingdings" w:hAnsi="Wingdings" w:hint="default"/>
+        <w:sz w:val="20"/>
+      </w:rPr>
+    </w:lvl>
+    <w:lvl w:ilvl="4" w:tentative="1">
+      <w:start w:val="1"/>
+      <w:numFmt w:val="bullet"/>
+      <w:lvlText w:val=""/>
+      <w:lvlJc w:val="left"/>
+      <w:pPr>
+        <w:tabs>
+          <w:tab w:val="num" w:pos="3600"/>
+        </w:tabs>
+        <w:ind w:left="3600" w:hanging="360"/>
+      </w:pPr>
+      <w:rPr>
+        <w:rFonts w:ascii="Wingdings" w:hAnsi="Wingdings" w:hint="default"/>
+        <w:sz w:val="20"/>
+      </w:rPr>
+    </w:lvl>
+    <w:lvl w:ilvl="5" w:tentative="1">
+      <w:start w:val="1"/>
+      <w:numFmt w:val="bullet"/>
+      <w:lvlText w:val=""/>
+      <w:lvlJc w:val="left"/>
+      <w:pPr>
+        <w:tabs>
+          <w:tab w:val="num" w:pos="4320"/>
+        </w:tabs>
+        <w:ind w:left="4320" w:hanging="360"/>
+      </w:pPr>
+      <w:rPr>
+        <w:rFonts w:ascii="Wingdings" w:hAnsi="Wingdings" w:hint="default"/>
+        <w:sz w:val="20"/>
+      </w:rPr>
+    </w:lvl>
+    <w:lvl w:ilvl="6" w:tentative="1">
+      <w:start w:val="1"/>
+      <w:numFmt w:val="bullet"/>
+      <w:lvlText w:val=""/>
+      <w:lvlJc w:val="left"/>
+      <w:pPr>
+        <w:tabs>
+          <w:tab w:val="num" w:pos="5040"/>
+        </w:tabs>
+        <w:ind w:left="5040" w:hanging="360"/>
+      </w:pPr>
+      <w:rPr>
+        <w:rFonts w:ascii="Wingdings" w:hAnsi="Wingdings" w:hint="default"/>
+        <w:sz w:val="20"/>
+      </w:rPr>
+    </w:lvl>
+    <w:lvl w:ilvl="7" w:tentative="1">
+      <w:start w:val="1"/>
+      <w:numFmt w:val="bullet"/>
+      <w:lvlText w:val=""/>
+      <w:lvlJc w:val="left"/>
+      <w:pPr>
+        <w:tabs>
+          <w:tab w:val="num" w:pos="5760"/>
+        </w:tabs>
+        <w:ind w:left="5760" w:hanging="360"/>
+      </w:pPr>
+      <w:rPr>
+        <w:rFonts w:ascii="Wingdings" w:hAnsi="Wingdings" w:hint="default"/>
+        <w:sz w:val="20"/>
+      </w:rPr>
+    </w:lvl>
+    <w:lvl w:ilvl="8" w:tentative="1">
+      <w:start w:val="1"/>
+      <w:numFmt w:val="bullet"/>
+      <w:lvlText w:val=""/>
+      <w:lvlJc w:val="left"/>
+      <w:pPr>
+        <w:tabs>
+          <w:tab w:val="num" w:pos="6480"/>
+        </w:tabs>
+        <w:ind w:left="6480" w:hanging="360"/>
+      </w:pPr>
+      <w:rPr>
+        <w:rFonts w:ascii="Wingdings" w:hAnsi="Wingdings" w:hint="default"/>
+        <w:sz w:val="20"/>
+      </w:rPr>
+    </w:lvl>
+  </w:abstractNum>
+  <w:num w:numId="1" w16cid:durableId="1648776373">
+    <w:abstractNumId w:val="0"/>
+  </w:num>
+</w:numbering>
 </file>
 
 <file path=word/styles.xml><?xml version="1.0" encoding="utf-8"?>
@@ -1132,6 +1577,17 @@
       <w:spacing w:val="5"/>
     </w:rPr>
   </w:style>
+  <w:style w:type="paragraph" w:styleId="NormalWeb">
+    <w:name w:val="Normal (Web)"/>
+    <w:basedOn w:val="Normal"/>
+    <w:uiPriority w:val="99"/>
+    <w:semiHidden/>
+    <w:unhideWhenUsed/>
+    <w:rsid w:val="00B02E7E"/>
+    <w:rPr>
+      <w:rFonts w:ascii="Times New Roman" w:hAnsi="Times New Roman" w:cs="Times New Roman"/>
+    </w:rPr>
+  </w:style>
 </w:styles>
 </file>
 

--- a/project2/project2 Documentation.docx
+++ b/project2/project2 Documentation.docx
@@ -463,7 +463,13 @@
         <w:t>pickle</w:t>
       </w:r>
       <w:r>
-        <w:t xml:space="preserve"> package, as required by the brief. The exact list of feature columns used during training was also saved </w:t>
+        <w:t xml:space="preserve"> package</w:t>
+      </w:r>
+      <w:r>
+        <w:t>.</w:t>
+      </w:r>
+      <w:r>
+        <w:t xml:space="preserve"> The exact list of feature columns used during training was also saved </w:t>
       </w:r>
       <w:r>
         <w:rPr>
@@ -1264,6 +1270,7 @@
   <w:style w:type="character" w:default="1" w:styleId="DefaultParagraphFont">
     <w:name w:val="Default Paragraph Font"/>
     <w:uiPriority w:val="1"/>
+    <w:semiHidden/>
     <w:unhideWhenUsed/>
   </w:style>
   <w:style w:type="table" w:default="1" w:styleId="TableNormal">

--- a/project2/project2 Documentation.docx
+++ b/project2/project2 Documentation.docx
@@ -22,7 +22,6 @@
         <w:t xml:space="preserve">The packaged model is saved as </w:t>
       </w:r>
       <w:proofErr w:type="spellStart"/>
-      <w:proofErr w:type="gramStart"/>
       <w:r>
         <w:rPr>
           <w:b/>
@@ -39,11 +38,7 @@
         <w:t xml:space="preserve">  </w:t>
       </w:r>
       <w:r>
-        <w:t>file</w:t>
-      </w:r>
-      <w:proofErr w:type="gramEnd"/>
-      <w:r>
-        <w:t xml:space="preserve"> and can be loaded directly into any Python environment using the</w:t>
+        <w:t>file and can be loaded directly into any Python environment using the</w:t>
       </w:r>
       <w:r>
         <w:rPr>
@@ -52,57 +47,54 @@
         </w:rPr>
         <w:t xml:space="preserve"> </w:t>
       </w:r>
+      <w:r>
+        <w:rPr>
+          <w:b/>
+          <w:bCs/>
+        </w:rPr>
+        <w:t>pick</w:t>
+      </w:r>
+      <w:r>
+        <w:rPr>
+          <w:b/>
+          <w:bCs/>
+        </w:rPr>
+        <w:t>le</w:t>
+      </w:r>
+      <w:r>
+        <w:rPr>
+          <w:b/>
+          <w:bCs/>
+        </w:rPr>
+        <w:t xml:space="preserve"> </w:t>
+      </w:r>
+      <w:r>
+        <w:t>package</w:t>
+      </w:r>
+      <w:r>
+        <w:t xml:space="preserve">. </w:t>
+      </w:r>
+      <w:r>
+        <w:t xml:space="preserve">Once loaded, the model works exactly the same way it did during training: it expects a </w:t>
+      </w:r>
       <w:proofErr w:type="spellStart"/>
       <w:r>
-        <w:rPr>
-          <w:b/>
-          <w:bCs/>
-        </w:rPr>
-        <w:t>pickel</w:t>
+        <w:t>DataFrame</w:t>
       </w:r>
       <w:proofErr w:type="spellEnd"/>
       <w:r>
-        <w:rPr>
-          <w:b/>
-          <w:bCs/>
-        </w:rPr>
-        <w:t xml:space="preserve"> </w:t>
-      </w:r>
-      <w:r>
-        <w:t>package</w:t>
-      </w:r>
-      <w:r>
-        <w:t xml:space="preserve">. </w:t>
-      </w:r>
-      <w:r>
-        <w:t xml:space="preserve">Once loaded, the model works </w:t>
-      </w:r>
-      <w:proofErr w:type="gramStart"/>
-      <w:r>
-        <w:t>exactly the same</w:t>
-      </w:r>
-      <w:proofErr w:type="gramEnd"/>
-      <w:r>
-        <w:t xml:space="preserve"> way it did during training: it expects a </w:t>
+        <w:t xml:space="preserve"> containing the same feature columns that were used to train it. To make this easy, I saved the full list of feature names separately as </w:t>
       </w:r>
       <w:proofErr w:type="spellStart"/>
       <w:r>
-        <w:t>DataFrame</w:t>
+        <w:rPr>
+          <w:b/>
+          <w:bCs/>
+        </w:rPr>
+        <w:t>feature_columns.pkl</w:t>
       </w:r>
       <w:proofErr w:type="spellEnd"/>
       <w:r>
-        <w:t xml:space="preserve"> containing the same feature columns that were used to train it. To make this easy, I saved the full list of feature names separately as </w:t>
-      </w:r>
-      <w:proofErr w:type="spellStart"/>
-      <w:r>
-        <w:rPr>
-          <w:b/>
-          <w:bCs/>
-        </w:rPr>
-        <w:t>feature_columns.pkl</w:t>
-      </w:r>
-      <w:proofErr w:type="spellEnd"/>
-      <w:r>
         <w:t>, so a developer can always reconstruct the correct input structure.</w:t>
       </w:r>
     </w:p>
@@ -110,21 +102,12 @@
       <w:r>
         <w:t xml:space="preserve">To run predictions, the developer simply needs to load both files, prepare the input data using the saved feature list, and pass it into the model’s </w:t>
       </w:r>
-      <w:proofErr w:type="gramStart"/>
-      <w:r>
-        <w:rPr>
-          <w:b/>
-          <w:bCs/>
-        </w:rPr>
-        <w:t>predict(</w:t>
-      </w:r>
-      <w:proofErr w:type="gramEnd"/>
-      <w:r>
-        <w:rPr>
-          <w:b/>
-          <w:bCs/>
-        </w:rPr>
-        <w:t>)</w:t>
+      <w:r>
+        <w:rPr>
+          <w:b/>
+          <w:bCs/>
+        </w:rPr>
+        <w:t>predict()</w:t>
       </w:r>
       <w:r>
         <w:t xml:space="preserve"> function. Any feature that is missing for a particular application should be left as </w:t>
@@ -289,19 +272,13 @@
       </w:r>
       <w:r>
         <w:noBreakHyphen/>
-        <w:t xml:space="preserve">dimensional, sparse datasets like this one. It handles missing values internally, copes well with large numbers of features, and is designed to capture complex patterns without requiring heavy manual tuning. </w:t>
-      </w:r>
-      <w:proofErr w:type="gramStart"/>
-      <w:r>
-        <w:t>All of</w:t>
-      </w:r>
-      <w:proofErr w:type="gramEnd"/>
-      <w:r>
-        <w:t xml:space="preserve"> the processed feature columns were included in the model, and the dataset was split into an 80/20 train–test split to ensure that performance was evaluated on data the model had not seen before.</w:t>
+        <w:t>dimensional, sparse datasets like this one. It handles missing values internally, copes well with large numbers of features, and is designed to capture complex patterns without requiring heavy manual tuning. All of the processed feature columns were included in the model, and the dataset was split into an 80/20 train–test split to ensure that performance was evaluated on data the model had not seen before.</w:t>
       </w:r>
       <w:r>
         <w:t xml:space="preserve"> </w:t>
       </w:r>
+    </w:p>
+    <w:p>
       <w:r>
         <w:t>The model achieved the following performance on the validation set:</w:t>
       </w:r>
@@ -318,13 +295,25 @@
         <w:t xml:space="preserve"> </w:t>
       </w:r>
       <w:r>
-        <w:t>0.947</w:t>
+        <w:t>0.9</w:t>
+      </w:r>
+      <w:r>
+        <w:t>32</w:t>
       </w:r>
       <w:r>
         <w:t xml:space="preserve"> </w:t>
       </w:r>
       <w:r>
-        <w:t>= (94.7</w:t>
+        <w:t>= (9</w:t>
+      </w:r>
+      <w:r>
+        <w:t>3</w:t>
+      </w:r>
+      <w:r>
+        <w:t>.</w:t>
+      </w:r>
+      <w:r>
+        <w:t>2</w:t>
       </w:r>
       <w:r>
         <w:t>%</w:t>
@@ -348,10 +337,32 @@
         <w:t xml:space="preserve"> </w:t>
       </w:r>
       <w:r>
-        <w:t>0.989</w:t>
-      </w:r>
-      <w:r>
-        <w:t xml:space="preserve"> = (98.9%)</w:t>
+        <w:t>0.98</w:t>
+      </w:r>
+      <w:r>
+        <w:t>2</w:t>
+      </w:r>
+      <w:r>
+        <w:t xml:space="preserve"> = (98.</w:t>
+      </w:r>
+      <w:r>
+        <w:t>2</w:t>
+      </w:r>
+      <w:r>
+        <w:t>%)</w:t>
+      </w:r>
+    </w:p>
+    <w:p>
+      <w:r>
+        <w:t>These validation</w:t>
+      </w:r>
+      <w:r>
+        <w:noBreakHyphen/>
+        <w:t>split figures represent the model’s true generalisation performance; the full</w:t>
+      </w:r>
+      <w:r>
+        <w:noBreakHyphen/>
+        <w:t>dataset evaluation in model_testing.py is included only as a sanity check.</w:t>
       </w:r>
     </w:p>
     <w:p>
@@ -400,6 +411,7 @@
         <w:rPr>
           <w:noProof/>
         </w:rPr>
+        <w:lastRenderedPageBreak/>
         <w:drawing>
           <wp:inline distT="0" distB="0" distL="0" distR="0" wp14:anchorId="78128C16" wp14:editId="5028F463">
             <wp:extent cx="5731510" cy="3340100"/>
@@ -452,7 +464,6 @@
     </w:p>
     <w:p>
       <w:r>
-        <w:lastRenderedPageBreak/>
         <w:t xml:space="preserve">The trained model was saved using the standard Python </w:t>
       </w:r>
       <w:r>
@@ -1270,7 +1281,6 @@
   <w:style w:type="character" w:default="1" w:styleId="DefaultParagraphFont">
     <w:name w:val="Default Paragraph Font"/>
     <w:uiPriority w:val="1"/>
-    <w:semiHidden/>
     <w:unhideWhenUsed/>
   </w:style>
   <w:style w:type="table" w:default="1" w:styleId="TableNormal">
